--- a/REPORT.docx
+++ b/REPORT.docx
@@ -557,7 +557,7 @@
           <w:b/>
           <w:sz w:val="22"/>
         </w:rPr>
-        <w:t>Five results that carry furthest.</w:t>
+        <w:t>Six results that carry furthest.</w:t>
       </w:r>
     </w:p>
     <w:p>
@@ -686,6 +686,18 @@
           <w:sz w:val="22"/>
         </w:rPr>
         <w:t>Three Prometheus alert rules driven from inactive through pending to firing on live conditions and back again, including one watching the SMB share itself.</w:t>
+      </w:r>
+    </w:p>
+    <w:p>
+      <w:pPr>
+        <w:jc w:val="both"/>
+      </w:pPr>
+      <w:r>
+        <w:rPr>
+          <w:rFonts w:ascii="Arial" w:hAnsi="Arial" w:eastAsia="Arial"/>
+          <w:sz w:val="22"/>
+        </w:rPr>
+        <w:t>A Windows client mapping a Linux Samba share across a private WireGuard tunnel at SMB dialect 3.1.1 encrypted, with the file it wrote read back on the server's own filesystem — and the same address carrying no route at all before the tunnel was raised.</w:t>
       </w:r>
     </w:p>
     <w:p>
@@ -1401,6 +1413,63 @@
                 <w:rFonts w:ascii="Arial" w:hAnsi="Arial" w:eastAsia="Arial"/>
                 <w:sz w:val="17"/>
               </w:rPr>
+              <w:t>Persistence across a reboot</w:t>
+            </w:r>
+          </w:p>
+        </w:tc>
+        <w:tc>
+          <w:tcPr>
+            <w:tcW w:type="dxa" w:w="3213"/>
+          </w:tcPr>
+          <w:p>
+            <w:pPr>
+              <w:spacing w:after="20" w:before="20"/>
+            </w:pPr>
+            <w:r/>
+            <w:r>
+              <w:rPr>
+                <w:rFonts w:ascii="Arial" w:hAnsi="Arial" w:eastAsia="Arial"/>
+                <w:sz w:val="17"/>
+              </w:rPr>
+              <w:t>mount live at container start, share readable, no manual command</w:t>
+            </w:r>
+          </w:p>
+        </w:tc>
+        <w:tc>
+          <w:tcPr>
+            <w:tcW w:type="dxa" w:w="3213"/>
+          </w:tcPr>
+          <w:p>
+            <w:pPr>
+              <w:spacing w:after="20" w:before="20"/>
+            </w:pPr>
+            <w:r/>
+            <w:r>
+              <w:rPr>
+                <w:rFonts w:ascii="Consolas" w:hAnsi="Consolas" w:eastAsia="Consolas"/>
+                <w:color w:val="1A1A1A"/>
+                <w:sz w:val="14"/>
+              </w:rPr>
+              <w:t>01-reboot.log</w:t>
+            </w:r>
+          </w:p>
+        </w:tc>
+      </w:tr>
+      <w:tr>
+        <w:tc>
+          <w:tcPr>
+            <w:tcW w:type="dxa" w:w="3213"/>
+          </w:tcPr>
+          <w:p>
+            <w:pPr>
+              <w:spacing w:after="20" w:before="20"/>
+            </w:pPr>
+            <w:r/>
+            <w:r>
+              <w:rPr>
+                <w:rFonts w:ascii="Arial" w:hAnsi="Arial" w:eastAsia="Arial"/>
+                <w:sz w:val="17"/>
+              </w:rPr>
               <w:t>Full suite</w:t>
             </w:r>
           </w:p>
@@ -1579,14 +1648,24 @@
           <w:i/>
           <w:sz w:val="22"/>
         </w:rPr>
-        <w:t>; evidence in `01-</w:t>
+        <w:t xml:space="preserve">; evidence in </w:t>
+      </w:r>
+      <w:r>
+        <w:rPr>
+          <w:rFonts w:ascii="Consolas" w:hAnsi="Consolas" w:eastAsia="Consolas"/>
+          <w:i/>
+          <w:color w:val="1A1A1A"/>
+          <w:sz w:val="19"/>
+        </w:rPr>
+        <w:t>01-*.log</w:t>
       </w:r>
       <w:r>
         <w:rPr>
           <w:rFonts w:ascii="Arial" w:hAnsi="Arial" w:eastAsia="Arial"/>
+          <w:i/>
           <w:sz w:val="22"/>
         </w:rPr>
-        <w:t>.log`.*</w:t>
+        <w:t>.</w:t>
       </w:r>
     </w:p>
     <w:p>
@@ -2591,14 +2670,24 @@
           <w:i/>
           <w:sz w:val="22"/>
         </w:rPr>
-        <w:t>; evidence in `02-</w:t>
+        <w:t xml:space="preserve">; evidence in </w:t>
+      </w:r>
+      <w:r>
+        <w:rPr>
+          <w:rFonts w:ascii="Consolas" w:hAnsi="Consolas" w:eastAsia="Consolas"/>
+          <w:i/>
+          <w:color w:val="1A1A1A"/>
+          <w:sz w:val="19"/>
+        </w:rPr>
+        <w:t>02-*.log</w:t>
       </w:r>
       <w:r>
         <w:rPr>
           <w:rFonts w:ascii="Arial" w:hAnsi="Arial" w:eastAsia="Arial"/>
+          <w:i/>
           <w:sz w:val="22"/>
         </w:rPr>
-        <w:t>.log`.*</w:t>
+        <w:t>.</w:t>
       </w:r>
     </w:p>
     <w:p>
@@ -3487,14 +3576,24 @@
           <w:i/>
           <w:sz w:val="22"/>
         </w:rPr>
-        <w:t>; evidence in `03-</w:t>
+        <w:t xml:space="preserve">; evidence in </w:t>
+      </w:r>
+      <w:r>
+        <w:rPr>
+          <w:rFonts w:ascii="Consolas" w:hAnsi="Consolas" w:eastAsia="Consolas"/>
+          <w:i/>
+          <w:color w:val="1A1A1A"/>
+          <w:sz w:val="19"/>
+        </w:rPr>
+        <w:t>03-*.log</w:t>
       </w:r>
       <w:r>
         <w:rPr>
           <w:rFonts w:ascii="Arial" w:hAnsi="Arial" w:eastAsia="Arial"/>
+          <w:i/>
           <w:sz w:val="22"/>
         </w:rPr>
-        <w:t>.log`.*</w:t>
+        <w:t>.</w:t>
       </w:r>
     </w:p>
     <w:p>
@@ -4290,14 +4389,24 @@
           <w:i/>
           <w:sz w:val="22"/>
         </w:rPr>
-        <w:t>; evidence in `04-</w:t>
+        <w:t xml:space="preserve">; evidence in </w:t>
+      </w:r>
+      <w:r>
+        <w:rPr>
+          <w:rFonts w:ascii="Consolas" w:hAnsi="Consolas" w:eastAsia="Consolas"/>
+          <w:i/>
+          <w:color w:val="1A1A1A"/>
+          <w:sz w:val="19"/>
+        </w:rPr>
+        <w:t>04-*.log</w:t>
       </w:r>
       <w:r>
         <w:rPr>
           <w:rFonts w:ascii="Arial" w:hAnsi="Arial" w:eastAsia="Arial"/>
+          <w:i/>
           <w:sz w:val="22"/>
         </w:rPr>
-        <w:t>.log`.*</w:t>
+        <w:t>.</w:t>
       </w:r>
     </w:p>
     <w:p>
@@ -4873,6 +4982,257 @@
                 <w:rFonts w:ascii="Arial" w:hAnsi="Arial" w:eastAsia="Arial"/>
                 <w:sz w:val="17"/>
               </w:rPr>
+              <w:t>Tunnel handshake</w:t>
+            </w:r>
+          </w:p>
+        </w:tc>
+        <w:tc>
+          <w:tcPr>
+            <w:tcW w:type="dxa" w:w="3213"/>
+          </w:tcPr>
+          <w:p>
+            <w:pPr>
+              <w:spacing w:after="20" w:before="20"/>
+            </w:pPr>
+            <w:r/>
+            <w:r>
+              <w:rPr>
+                <w:rFonts w:ascii="Arial" w:hAnsi="Arial" w:eastAsia="Arial"/>
+                <w:sz w:val="17"/>
+              </w:rPr>
+              <w:t>completed, 900 B received / 764 B sent</w:t>
+            </w:r>
+          </w:p>
+        </w:tc>
+        <w:tc>
+          <w:tcPr>
+            <w:tcW w:type="dxa" w:w="3213"/>
+          </w:tcPr>
+          <w:p>
+            <w:pPr>
+              <w:spacing w:after="20" w:before="20"/>
+            </w:pPr>
+            <w:r/>
+            <w:r>
+              <w:rPr>
+                <w:rFonts w:ascii="Consolas" w:hAnsi="Consolas" w:eastAsia="Consolas"/>
+                <w:color w:val="1A1A1A"/>
+                <w:sz w:val="14"/>
+              </w:rPr>
+              <w:t>05-vpn-smb.log</w:t>
+            </w:r>
+          </w:p>
+        </w:tc>
+      </w:tr>
+      <w:tr>
+        <w:tc>
+          <w:tcPr>
+            <w:tcW w:type="dxa" w:w="3213"/>
+          </w:tcPr>
+          <w:p>
+            <w:pPr>
+              <w:spacing w:after="20" w:before="20"/>
+            </w:pPr>
+            <w:r/>
+            <w:r>
+              <w:rPr>
+                <w:rFonts w:ascii="Arial" w:hAnsi="Arial" w:eastAsia="Arial"/>
+                <w:sz w:val="17"/>
+              </w:rPr>
+              <w:t>Through the tunnel</w:t>
+            </w:r>
+          </w:p>
+        </w:tc>
+        <w:tc>
+          <w:tcPr>
+            <w:tcW w:type="dxa" w:w="3213"/>
+          </w:tcPr>
+          <w:p>
+            <w:pPr>
+              <w:spacing w:after="20" w:before="20"/>
+            </w:pPr>
+            <w:r/>
+            <w:r>
+              <w:rPr>
+                <w:rFonts w:ascii="Arial" w:hAnsi="Arial" w:eastAsia="Arial"/>
+                <w:sz w:val="17"/>
+              </w:rPr>
+              <w:t xml:space="preserve">ICMP to </w:t>
+            </w:r>
+            <w:r>
+              <w:rPr>
+                <w:rFonts w:ascii="Consolas" w:hAnsi="Consolas" w:eastAsia="Consolas"/>
+                <w:color w:val="1A1A1A"/>
+                <w:sz w:val="14"/>
+              </w:rPr>
+              <w:t>10.20.1.2</w:t>
+            </w:r>
+            <w:r>
+              <w:rPr>
+                <w:rFonts w:ascii="Arial" w:hAnsi="Arial" w:eastAsia="Arial"/>
+                <w:sz w:val="17"/>
+              </w:rPr>
+              <w:t xml:space="preserve"> at ~212 ms, TCP 445 open</w:t>
+            </w:r>
+          </w:p>
+        </w:tc>
+        <w:tc>
+          <w:tcPr>
+            <w:tcW w:type="dxa" w:w="3213"/>
+          </w:tcPr>
+          <w:p>
+            <w:pPr>
+              <w:spacing w:after="20" w:before="20"/>
+            </w:pPr>
+            <w:r/>
+            <w:r>
+              <w:rPr>
+                <w:rFonts w:ascii="Consolas" w:hAnsi="Consolas" w:eastAsia="Consolas"/>
+                <w:color w:val="1A1A1A"/>
+                <w:sz w:val="14"/>
+              </w:rPr>
+              <w:t>05-vpn-smb.log</w:t>
+            </w:r>
+          </w:p>
+        </w:tc>
+      </w:tr>
+      <w:tr>
+        <w:tc>
+          <w:tcPr>
+            <w:tcW w:type="dxa" w:w="3213"/>
+          </w:tcPr>
+          <w:p>
+            <w:pPr>
+              <w:spacing w:after="20" w:before="20"/>
+            </w:pPr>
+            <w:r/>
+            <w:r>
+              <w:rPr>
+                <w:rFonts w:ascii="Arial" w:hAnsi="Arial" w:eastAsia="Arial"/>
+                <w:sz w:val="17"/>
+              </w:rPr>
+              <w:t>Same address, tunnel down</w:t>
+            </w:r>
+          </w:p>
+        </w:tc>
+        <w:tc>
+          <w:tcPr>
+            <w:tcW w:type="dxa" w:w="3213"/>
+          </w:tcPr>
+          <w:p>
+            <w:pPr>
+              <w:spacing w:after="20" w:before="20"/>
+            </w:pPr>
+            <w:r/>
+            <w:r>
+              <w:rPr>
+                <w:rFonts w:ascii="Arial" w:hAnsi="Arial" w:eastAsia="Arial"/>
+                <w:sz w:val="17"/>
+              </w:rPr>
+              <w:t>no adapter, no route, 445 refused</w:t>
+            </w:r>
+          </w:p>
+        </w:tc>
+        <w:tc>
+          <w:tcPr>
+            <w:tcW w:type="dxa" w:w="3213"/>
+          </w:tcPr>
+          <w:p>
+            <w:pPr>
+              <w:spacing w:after="20" w:before="20"/>
+            </w:pPr>
+            <w:r/>
+            <w:r>
+              <w:rPr>
+                <w:rFonts w:ascii="Consolas" w:hAnsi="Consolas" w:eastAsia="Consolas"/>
+                <w:color w:val="1A1A1A"/>
+                <w:sz w:val="14"/>
+              </w:rPr>
+              <w:t>05-vpn-smb.log</w:t>
+            </w:r>
+          </w:p>
+        </w:tc>
+      </w:tr>
+      <w:tr>
+        <w:tc>
+          <w:tcPr>
+            <w:tcW w:type="dxa" w:w="3213"/>
+          </w:tcPr>
+          <w:p>
+            <w:pPr>
+              <w:spacing w:after="20" w:before="20"/>
+            </w:pPr>
+            <w:r/>
+            <w:r>
+              <w:rPr>
+                <w:rFonts w:ascii="Arial" w:hAnsi="Arial" w:eastAsia="Arial"/>
+                <w:sz w:val="17"/>
+              </w:rPr>
+              <w:t>Windows client mapping</w:t>
+            </w:r>
+          </w:p>
+        </w:tc>
+        <w:tc>
+          <w:tcPr>
+            <w:tcW w:type="dxa" w:w="3213"/>
+          </w:tcPr>
+          <w:p>
+            <w:pPr>
+              <w:spacing w:after="20" w:before="20"/>
+            </w:pPr>
+            <w:r/>
+            <w:r>
+              <w:rPr>
+                <w:rFonts w:ascii="Consolas" w:hAnsi="Consolas" w:eastAsia="Consolas"/>
+                <w:color w:val="1A1A1A"/>
+                <w:sz w:val="14"/>
+              </w:rPr>
+              <w:t>Z:</w:t>
+            </w:r>
+            <w:r>
+              <w:rPr>
+                <w:rFonts w:ascii="Arial" w:hAnsi="Arial" w:eastAsia="Arial"/>
+                <w:sz w:val="17"/>
+              </w:rPr>
+              <w:t xml:space="preserve"> to the app-tier share, dialect 3.1.1, encrypted</w:t>
+            </w:r>
+          </w:p>
+        </w:tc>
+        <w:tc>
+          <w:tcPr>
+            <w:tcW w:type="dxa" w:w="3213"/>
+          </w:tcPr>
+          <w:p>
+            <w:pPr>
+              <w:spacing w:after="20" w:before="20"/>
+            </w:pPr>
+            <w:r/>
+            <w:r>
+              <w:rPr>
+                <w:rFonts w:ascii="Consolas" w:hAnsi="Consolas" w:eastAsia="Consolas"/>
+                <w:color w:val="1A1A1A"/>
+                <w:sz w:val="14"/>
+              </w:rPr>
+              <w:t>05-vpn-smb.log</w:t>
+            </w:r>
+          </w:p>
+        </w:tc>
+      </w:tr>
+      <w:tr>
+        <w:tc>
+          <w:tcPr>
+            <w:tcW w:type="dxa" w:w="3213"/>
+          </w:tcPr>
+          <w:p>
+            <w:pPr>
+              <w:spacing w:after="20" w:before="20"/>
+            </w:pPr>
+            <w:r/>
+            <w:r>
+              <w:rPr>
+                <w:rFonts w:ascii="Arial" w:hAnsi="Arial" w:eastAsia="Arial"/>
+                <w:sz w:val="17"/>
+              </w:rPr>
               <w:t>Ansible second run</w:t>
             </w:r>
           </w:p>
@@ -5086,14 +5446,24 @@
           <w:i/>
           <w:sz w:val="22"/>
         </w:rPr>
-        <w:t>; evidence in `05-</w:t>
+        <w:t xml:space="preserve">; evidence in </w:t>
+      </w:r>
+      <w:r>
+        <w:rPr>
+          <w:rFonts w:ascii="Consolas" w:hAnsi="Consolas" w:eastAsia="Consolas"/>
+          <w:i/>
+          <w:color w:val="1A1A1A"/>
+          <w:sz w:val="19"/>
+        </w:rPr>
+        <w:t>05-*.log</w:t>
       </w:r>
       <w:r>
         <w:rPr>
           <w:rFonts w:ascii="Arial" w:hAnsi="Arial" w:eastAsia="Arial"/>
+          <w:i/>
           <w:sz w:val="22"/>
         </w:rPr>
-        <w:t>.log`.*</w:t>
+        <w:t>.</w:t>
       </w:r>
     </w:p>
     <w:p>
@@ -5191,14 +5561,29 @@
           <w:b/>
           <w:sz w:val="22"/>
         </w:rPr>
-        <w:t>RTP push carrying MPEG-TS as the contribution input</w:t>
+        <w:t>RTMP push as the contribution input, with HEVC at the deliverable.</w:t>
       </w:r>
       <w:r>
         <w:rPr>
           <w:rFonts w:ascii="Arial" w:hAnsi="Arial" w:eastAsia="Arial"/>
           <w:sz w:val="22"/>
         </w:rPr>
-        <w:t>, because MPEG-TS has a native stream type for HEVC and MediaLive's RTMP input expects H.264.</w:t>
+        <w:t xml:space="preserve"> OBS speaks RTMP natively from its own Stream output, so the contribution leg is H.264 over RTMP; MediaLive decodes it and encodes HEVC into the ARCHIVE output group, which makes the </w:t>
+      </w:r>
+      <w:r>
+        <w:rPr>
+          <w:rFonts w:ascii="Consolas" w:hAnsi="Consolas" w:eastAsia="Consolas"/>
+          <w:color w:val="1A1A1A"/>
+          <w:sz w:val="19"/>
+        </w:rPr>
+        <w:t>.ts</w:t>
+      </w:r>
+      <w:r>
+        <w:rPr>
+          <w:rFonts w:ascii="Arial" w:hAnsi="Arial" w:eastAsia="Arial"/>
+          <w:sz w:val="22"/>
+        </w:rPr>
+        <w:t xml:space="preserve"> segments in S3 — the thing the task asks to record — HEVC. The split is deliberate rather than a compromise: classic RTMP has no CodecID for HEVC, Enhanced RTMP adds one and ffmpeg muxes it without complaint, and MediaLive's RTMP input still expects H.264. The constraint belongs to the receiver, so the codec requirement is met where the requirement actually lives.</w:t>
       </w:r>
     </w:p>
     <w:p>
@@ -5223,7 +5608,22 @@
           <w:rFonts w:ascii="Arial" w:hAnsi="Arial" w:eastAsia="Arial"/>
           <w:sz w:val="22"/>
         </w:rPr>
-        <w:t>Local HEVC encodes with ffmpeg from a synthetic source, so the whole analysis is reproducible, measured with ffprobe. A codec comparison against H.264 scored with VMAF at two bitrates. Terraform describing the AWS side: an S3 bucket, a MediaLive input security group, an RTP push input, a single-pipeline channel with an H.265 encode and an ARCHIVE output group, and the IAM role MediaLive needs. The channel ran, took a feed, and wrote its archive to S3.</w:t>
+        <w:t xml:space="preserve">Local HEVC encodes with ffmpeg from a synthetic source, so the whole analysis is reproducible, measured with ffprobe. A codec comparison against H.264 scored with VMAF at two bitrates. Terraform describing the AWS side: an S3 bucket, a MediaLive input security group, an RTMP push input, a single-pipeline channel with an H.265 encode and an ARCHIVE output group, and the IAM role MediaLive needs. OBS Studio 32.2.1 was installed and configured programmatically - profile and scene collection written where OBS reads them, no GUI - and launched with </w:t>
+      </w:r>
+      <w:r>
+        <w:rPr>
+          <w:rFonts w:ascii="Consolas" w:hAnsi="Consolas" w:eastAsia="Consolas"/>
+          <w:color w:val="1A1A1A"/>
+          <w:sz w:val="19"/>
+        </w:rPr>
+        <w:t>--startstreaming --startrecording</w:t>
+      </w:r>
+      <w:r>
+        <w:rPr>
+          <w:rFonts w:ascii="Arial" w:hAnsi="Arial" w:eastAsia="Arial"/>
+          <w:sz w:val="22"/>
+        </w:rPr>
+        <w:t>. The channel took that feed and wrote its archive to S3.</w:t>
       </w:r>
     </w:p>
     <w:tbl>
@@ -5684,7 +6084,7 @@
                 <w:rFonts w:ascii="Arial" w:hAnsi="Arial" w:eastAsia="Arial"/>
                 <w:sz w:val="17"/>
               </w:rPr>
-              <w:t>MediaLive segment</w:t>
+              <w:t>OBS contribution</w:t>
             </w:r>
           </w:p>
         </w:tc>
@@ -5699,18 +6099,10 @@
             <w:r/>
             <w:r>
               <w:rPr>
-                <w:rFonts w:ascii="Consolas" w:hAnsi="Consolas" w:eastAsia="Consolas"/>
-                <w:color w:val="1A1A1A"/>
-                <w:sz w:val="14"/>
-              </w:rPr>
-              <w:t>hevc (Main) … 0x0024</w:t>
-            </w:r>
-            <w:r>
-              <w:rPr>
                 <w:rFonts w:ascii="Arial" w:hAnsi="Arial" w:eastAsia="Arial"/>
                 <w:sz w:val="17"/>
               </w:rPr>
-              <w:t>, 1920x1080</w:t>
+              <w:t>1920x1080, 60/1 fps, RTMP connected, streaming and recording</w:t>
             </w:r>
           </w:p>
         </w:tc>
@@ -5729,7 +6121,7 @@
                 <w:color w:val="1A1A1A"/>
                 <w:sz w:val="14"/>
               </w:rPr>
-              <w:t>06-s3-archive.log</w:t>
+              <w:t>06-obs.log</w:t>
             </w:r>
           </w:p>
         </w:tc>
@@ -5749,7 +6141,7 @@
                 <w:rFonts w:ascii="Arial" w:hAnsi="Arial" w:eastAsia="Arial"/>
                 <w:sz w:val="17"/>
               </w:rPr>
-              <w:t>Archive written</w:t>
+              <w:t>MediaLive segment</w:t>
             </w:r>
           </w:p>
         </w:tc>
@@ -5764,25 +6156,90 @@
             <w:r/>
             <w:r>
               <w:rPr>
-                <w:rFonts w:ascii="Arial" w:hAnsi="Arial" w:eastAsia="Arial"/>
-                <w:sz w:val="17"/>
-              </w:rPr>
-              <w:t xml:space="preserve">13 </w:t>
-            </w:r>
-            <w:r>
-              <w:rPr>
                 <w:rFonts w:ascii="Consolas" w:hAnsi="Consolas" w:eastAsia="Consolas"/>
                 <w:color w:val="1A1A1A"/>
                 <w:sz w:val="14"/>
               </w:rPr>
-              <w:t>.ts</w:t>
+              <w:t>hevc (Main) … 0x0024</w:t>
             </w:r>
             <w:r>
               <w:rPr>
                 <w:rFonts w:ascii="Arial" w:hAnsi="Arial" w:eastAsia="Arial"/>
                 <w:sz w:val="17"/>
               </w:rPr>
-              <w:t xml:space="preserve"> segments, 207.6 MiB</w:t>
+              <w:t>, 1920x1080, 60 fps, AAC 192 kb/s</w:t>
+            </w:r>
+          </w:p>
+        </w:tc>
+        <w:tc>
+          <w:tcPr>
+            <w:tcW w:type="dxa" w:w="3213"/>
+          </w:tcPr>
+          <w:p>
+            <w:pPr>
+              <w:spacing w:after="20" w:before="20"/>
+            </w:pPr>
+            <w:r/>
+            <w:r>
+              <w:rPr>
+                <w:rFonts w:ascii="Consolas" w:hAnsi="Consolas" w:eastAsia="Consolas"/>
+                <w:color w:val="1A1A1A"/>
+                <w:sz w:val="14"/>
+              </w:rPr>
+              <w:t>06-s3-archive.log</w:t>
+            </w:r>
+          </w:p>
+        </w:tc>
+      </w:tr>
+      <w:tr>
+        <w:tc>
+          <w:tcPr>
+            <w:tcW w:type="dxa" w:w="3213"/>
+          </w:tcPr>
+          <w:p>
+            <w:pPr>
+              <w:spacing w:after="20" w:before="20"/>
+            </w:pPr>
+            <w:r/>
+            <w:r>
+              <w:rPr>
+                <w:rFonts w:ascii="Arial" w:hAnsi="Arial" w:eastAsia="Arial"/>
+                <w:sz w:val="17"/>
+              </w:rPr>
+              <w:t>Archive written</w:t>
+            </w:r>
+          </w:p>
+        </w:tc>
+        <w:tc>
+          <w:tcPr>
+            <w:tcW w:type="dxa" w:w="3213"/>
+          </w:tcPr>
+          <w:p>
+            <w:pPr>
+              <w:spacing w:after="20" w:before="20"/>
+            </w:pPr>
+            <w:r/>
+            <w:r>
+              <w:rPr>
+                <w:rFonts w:ascii="Arial" w:hAnsi="Arial" w:eastAsia="Arial"/>
+                <w:sz w:val="17"/>
+              </w:rPr>
+              <w:t xml:space="preserve">36 </w:t>
+            </w:r>
+            <w:r>
+              <w:rPr>
+                <w:rFonts w:ascii="Consolas" w:hAnsi="Consolas" w:eastAsia="Consolas"/>
+                <w:color w:val="1A1A1A"/>
+                <w:sz w:val="14"/>
+              </w:rPr>
+              <w:t>.ts</w:t>
+            </w:r>
+            <w:r>
+              <w:rPr>
+                <w:rFonts w:ascii="Arial" w:hAnsi="Arial" w:eastAsia="Arial"/>
+                <w:sz w:val="17"/>
+              </w:rPr>
+              <w:t xml:space="preserve"> segments from the OBS feed</w:t>
             </w:r>
           </w:p>
         </w:tc>
@@ -5969,14 +6426,24 @@
           <w:i/>
           <w:sz w:val="22"/>
         </w:rPr>
-        <w:t>; evidence in `06-</w:t>
+        <w:t xml:space="preserve">; evidence in </w:t>
+      </w:r>
+      <w:r>
+        <w:rPr>
+          <w:rFonts w:ascii="Consolas" w:hAnsi="Consolas" w:eastAsia="Consolas"/>
+          <w:i/>
+          <w:color w:val="1A1A1A"/>
+          <w:sz w:val="19"/>
+        </w:rPr>
+        <w:t>06-*.log</w:t>
       </w:r>
       <w:r>
         <w:rPr>
           <w:rFonts w:ascii="Arial" w:hAnsi="Arial" w:eastAsia="Arial"/>
+          <w:i/>
           <w:sz w:val="22"/>
         </w:rPr>
-        <w:t>.log`.*</w:t>
+        <w:t>.</w:t>
       </w:r>
     </w:p>
     <w:p>
@@ -6883,6 +7350,156 @@
           <w:b/>
           <w:sz w:val="22"/>
         </w:rPr>
+        <w:t>A mapped network drive over a VPN does not reconnect at sign-in.</w:t>
+      </w:r>
+      <w:r>
+        <w:rPr>
+          <w:rFonts w:ascii="Arial" w:hAnsi="Arial" w:eastAsia="Arial"/>
+          <w:sz w:val="22"/>
+        </w:rPr>
+        <w:t xml:space="preserve"> Windows reconnects mapped drives early in the logon sequence, and a tunnel that starts as a service is not carrying traffic yet at that moment. The drive is recorded </w:t>
+      </w:r>
+      <w:r>
+        <w:rPr>
+          <w:rFonts w:ascii="Consolas" w:hAnsi="Consolas" w:eastAsia="Consolas"/>
+          <w:color w:val="1A1A1A"/>
+          <w:sz w:val="19"/>
+        </w:rPr>
+        <w:t>Unavailable</w:t>
+      </w:r>
+      <w:r>
+        <w:rPr>
+          <w:rFonts w:ascii="Arial" w:hAnsi="Arial" w:eastAsia="Arial"/>
+          <w:sz w:val="22"/>
+        </w:rPr>
+        <w:t xml:space="preserve"> and Windows does not retry. Measured 2m23s after a reboot: TCP 445 to the server reachable, credential present in Credential Manager, drive still </w:t>
+      </w:r>
+      <w:r>
+        <w:rPr>
+          <w:rFonts w:ascii="Consolas" w:hAnsi="Consolas" w:eastAsia="Consolas"/>
+          <w:color w:val="1A1A1A"/>
+          <w:sz w:val="19"/>
+        </w:rPr>
+        <w:t>Unavailable</w:t>
+      </w:r>
+      <w:r>
+        <w:rPr>
+          <w:rFonts w:ascii="Arial" w:hAnsi="Arial" w:eastAsia="Arial"/>
+          <w:sz w:val="22"/>
+        </w:rPr>
+        <w:t xml:space="preserve"> and not attached to the session. Re-establishing once the tunnel was carrying traffic succeeded with no password supplied. Two separate things have to be true — the credential has to be stored, because </w:t>
+      </w:r>
+      <w:r>
+        <w:rPr>
+          <w:rFonts w:ascii="Consolas" w:hAnsi="Consolas" w:eastAsia="Consolas"/>
+          <w:color w:val="1A1A1A"/>
+          <w:sz w:val="19"/>
+        </w:rPr>
+        <w:t>net use</w:t>
+      </w:r>
+      <w:r>
+        <w:rPr>
+          <w:rFonts w:ascii="Arial" w:hAnsi="Arial" w:eastAsia="Arial"/>
+          <w:sz w:val="22"/>
+        </w:rPr>
+        <w:t xml:space="preserve"> with an inline password authenticates that logon session only and stores nothing, and the reconnect has to happen after the tunnel is up. Where the drive must be present at sign-in, that reconnect belongs in a network-triggered task rather than in the logon sequence.</w:t>
+      </w:r>
+    </w:p>
+    <w:p>
+      <w:pPr>
+        <w:jc w:val="both"/>
+      </w:pPr>
+      <w:r>
+        <w:rPr>
+          <w:rFonts w:ascii="Arial" w:hAnsi="Arial" w:eastAsia="Arial"/>
+          <w:b/>
+          <w:sz w:val="22"/>
+        </w:rPr>
+        <w:t>A guard should test the condition it cares about, not a file something else might create.</w:t>
+      </w:r>
+      <w:r>
+        <w:rPr>
+          <w:rFonts w:ascii="Arial" w:hAnsi="Arial" w:eastAsia="Arial"/>
+          <w:sz w:val="22"/>
+        </w:rPr>
+        <w:t xml:space="preserve"> An Ansible task setting a Samba password was guarded with </w:t>
+      </w:r>
+      <w:r>
+        <w:rPr>
+          <w:rFonts w:ascii="Consolas" w:hAnsi="Consolas" w:eastAsia="Consolas"/>
+          <w:color w:val="1A1A1A"/>
+          <w:sz w:val="19"/>
+        </w:rPr>
+        <w:t>creates: passdb.tdb</w:t>
+      </w:r>
+      <w:r>
+        <w:rPr>
+          <w:rFonts w:ascii="Arial" w:hAnsi="Arial" w:eastAsia="Arial"/>
+          <w:sz w:val="22"/>
+        </w:rPr>
+        <w:t xml:space="preserve"> — a file the package writes at install time. The task skipped on the first run and left an account with a Unix identity and no Samba password: a playbook reporting success over an unusable account. Testing for the account in </w:t>
+      </w:r>
+      <w:r>
+        <w:rPr>
+          <w:rFonts w:ascii="Consolas" w:hAnsi="Consolas" w:eastAsia="Consolas"/>
+          <w:color w:val="1A1A1A"/>
+          <w:sz w:val="19"/>
+        </w:rPr>
+        <w:t>pdbedit -L</w:t>
+      </w:r>
+      <w:r>
+        <w:rPr>
+          <w:rFonts w:ascii="Arial" w:hAnsi="Arial" w:eastAsia="Arial"/>
+          <w:sz w:val="22"/>
+        </w:rPr>
+        <w:t xml:space="preserve"> is the check the task is actually about.</w:t>
+      </w:r>
+    </w:p>
+    <w:p>
+      <w:pPr>
+        <w:jc w:val="both"/>
+      </w:pPr>
+      <w:r>
+        <w:rPr>
+          <w:rFonts w:ascii="Arial" w:hAnsi="Arial" w:eastAsia="Arial"/>
+          <w:b/>
+          <w:sz w:val="22"/>
+        </w:rPr>
+        <w:t>A tunnel gateway that masquerades changes what the far end sees.</w:t>
+      </w:r>
+      <w:r>
+        <w:rPr>
+          <w:rFonts w:ascii="Arial" w:hAnsi="Arial" w:eastAsia="Arial"/>
+          <w:sz w:val="22"/>
+        </w:rPr>
+        <w:t xml:space="preserve"> WireGuard NATs tunnel traffic onto the bastion, because the apps VPC has no route back to the tunnel subnet. A firewall rule at the far tier written against the tunnel range matches nothing; it has to name the gateway. </w:t>
+      </w:r>
+      <w:r>
+        <w:rPr>
+          <w:rFonts w:ascii="Consolas" w:hAnsi="Consolas" w:eastAsia="Consolas"/>
+          <w:color w:val="1A1A1A"/>
+          <w:sz w:val="19"/>
+        </w:rPr>
+        <w:t>smbstatus</w:t>
+      </w:r>
+      <w:r>
+        <w:rPr>
+          <w:rFonts w:ascii="Arial" w:hAnsi="Arial" w:eastAsia="Arial"/>
+          <w:sz w:val="22"/>
+        </w:rPr>
+        <w:t xml:space="preserve"> settles it — the session's Machine column reads the bastion, not the client.</w:t>
+      </w:r>
+    </w:p>
+    <w:p>
+      <w:pPr>
+        <w:jc w:val="both"/>
+      </w:pPr>
+      <w:r>
+        <w:rPr>
+          <w:rFonts w:ascii="Arial" w:hAnsi="Arial" w:eastAsia="Arial"/>
+          <w:b/>
+          <w:sz w:val="22"/>
+        </w:rPr>
         <w:t>Defaults must fail toward the disposable target.</w:t>
       </w:r>
       <w:r>
@@ -7281,7 +7898,7 @@
                 <w:rFonts w:ascii="Arial" w:hAnsi="Arial" w:eastAsia="Arial"/>
                 <w:sz w:val="17"/>
               </w:rPr>
-              <w:t xml:space="preserve">fstab entry for both shares with </w:t>
+              <w:t xml:space="preserve">fstab entry with </w:t>
             </w:r>
             <w:r>
               <w:rPr>
@@ -7311,7 +7928,7 @@
                 <w:rFonts w:ascii="Arial" w:hAnsi="Arial" w:eastAsia="Arial"/>
                 <w:sz w:val="17"/>
               </w:rPr>
-              <w:t xml:space="preserve">, </w:t>
+              <w:t xml:space="preserve"> and a mode-600 credentials file, replayed by </w:t>
             </w:r>
             <w:r>
               <w:rPr>
@@ -7319,29 +7936,14 @@
                 <w:color w:val="1A1A1A"/>
                 <w:sz w:val="14"/>
               </w:rPr>
-              <w:t>x-systemd.automount</w:t>
+              <w:t>mount -a</w:t>
             </w:r>
             <w:r>
               <w:rPr>
                 <w:rFonts w:ascii="Arial" w:hAnsi="Arial" w:eastAsia="Arial"/>
                 <w:sz w:val="17"/>
               </w:rPr>
-              <w:t xml:space="preserve"> and a mode-600 credentials file; remount proven by </w:t>
-            </w:r>
-            <w:r>
-              <w:rPr>
-                <w:rFonts w:ascii="Consolas" w:hAnsi="Consolas" w:eastAsia="Consolas"/>
-                <w:color w:val="1A1A1A"/>
-                <w:sz w:val="14"/>
-              </w:rPr>
-              <w:t>mount -a</w:t>
-            </w:r>
-            <w:r>
-              <w:rPr>
-                <w:rFonts w:ascii="Arial" w:hAnsi="Arial" w:eastAsia="Arial"/>
-                <w:sz w:val="17"/>
-              </w:rPr>
-              <w:t xml:space="preserve"> alone</w:t>
+              <w:t xml:space="preserve"> at container start; proven across two full reboots with the share readable and no manual command</w:t>
             </w:r>
           </w:p>
         </w:tc>
@@ -7360,7 +7962,7 @@
                 <w:color w:val="1A1A1A"/>
                 <w:sz w:val="14"/>
               </w:rPr>
-              <w:t>01-persistence.log</w:t>
+              <w:t>01-reboot.log</w:t>
             </w:r>
           </w:p>
         </w:tc>
@@ -7656,7 +8258,7 @@
                 <w:rFonts w:ascii="Arial" w:hAnsi="Arial" w:eastAsia="Arial"/>
                 <w:sz w:val="17"/>
               </w:rPr>
-              <w:t>Samba serving SMB 3.1.1 with encryption required and SMB1 disabled; Windows mapping procedure documented</w:t>
+              <w:t>Samba serving SMB 3.1.1 with encryption required and SMB1 disabled; executed end to end on the app tier, where a Windows client mapped the share and the server read the written file back on its own filesystem</w:t>
             </w:r>
           </w:p>
         </w:tc>
@@ -7675,7 +8277,7 @@
                 <w:color w:val="1A1A1A"/>
                 <w:sz w:val="14"/>
               </w:rPr>
-              <w:t>01-direction-b.log</w:t>
+              <w:t>05-vpn-smb.log</w:t>
             </w:r>
           </w:p>
         </w:tc>
@@ -9082,22 +9684,7 @@
                 <w:rFonts w:ascii="Arial" w:hAnsi="Arial" w:eastAsia="Arial"/>
                 <w:sz w:val="17"/>
               </w:rPr>
-              <w:t xml:space="preserve">WireGuard deployed on the bastion by Ansible, interface up on </w:t>
-            </w:r>
-            <w:r>
-              <w:rPr>
-                <w:rFonts w:ascii="Consolas" w:hAnsi="Consolas" w:eastAsia="Consolas"/>
-                <w:color w:val="1A1A1A"/>
-                <w:sz w:val="14"/>
-              </w:rPr>
-              <w:t>10.99.0.1</w:t>
-            </w:r>
-            <w:r>
-              <w:rPr>
-                <w:rFonts w:ascii="Arial" w:hAnsi="Arial" w:eastAsia="Arial"/>
-                <w:sz w:val="17"/>
-              </w:rPr>
-              <w:t>, peer configured, forwarding enabled, UDP 51820 the only path opened</w:t>
+              <w:t>WireGuard on the bastion with a client tunnel established: handshake completed, counters nonzero both ways, app tier answering ICMP and 445 through it, and the same address unreachable with the tunnel down</w:t>
             </w:r>
           </w:p>
         </w:tc>
@@ -9116,7 +9703,7 @@
                 <w:color w:val="1A1A1A"/>
                 <w:sz w:val="14"/>
               </w:rPr>
-              <w:t>05-architecture.log</w:t>
+              <w:t>05-vpn-smb.log</w:t>
             </w:r>
           </w:p>
         </w:tc>
@@ -9577,7 +10164,7 @@
                 <w:rFonts w:ascii="Arial" w:hAnsi="Arial" w:eastAsia="Arial"/>
                 <w:sz w:val="17"/>
               </w:rPr>
-              <w:t xml:space="preserve">H.265 Main, 2-second GOP, confirmed as </w:t>
+              <w:t xml:space="preserve">H.265 Main, 2-second GOP, encoded by MediaLive from an OBS feed, confirmed as </w:t>
             </w:r>
             <w:r>
               <w:rPr>
@@ -9601,6 +10188,13 @@
                 <w:sz w:val="14"/>
               </w:rPr>
               <w:t>0x24</w:t>
+            </w:r>
+            <w:r>
+              <w:rPr>
+                <w:rFonts w:ascii="Arial" w:hAnsi="Arial" w:eastAsia="Arial"/>
+                <w:sz w:val="17"/>
+              </w:rPr>
+              <w:t xml:space="preserve"> at 60 fps</w:t>
             </w:r>
           </w:p>
         </w:tc>
@@ -9690,7 +10284,7 @@
                 <w:rFonts w:ascii="Arial" w:hAnsi="Arial" w:eastAsia="Arial"/>
                 <w:sz w:val="17"/>
               </w:rPr>
-              <w:t>; 13 segments, one pulled back and probed</w:t>
+              <w:t>; 36 segments from the OBS feed, one pulled back and probed</w:t>
             </w:r>
           </w:p>
         </w:tc>

--- a/REPORT.docx
+++ b/REPORT.docx
@@ -5623,7 +5623,7 @@
           <w:rFonts w:ascii="Arial" w:hAnsi="Arial" w:eastAsia="Arial"/>
           <w:sz w:val="22"/>
         </w:rPr>
-        <w:t>. The channel took that feed and wrote its archive to S3.</w:t>
+        <w:t>. The channel took that feed and wrote its archive to S3. The feed itself was blank: OBS's screen-capture source produced no image, so what crossed the link and landed in the archive is valid HEVC carrying a black picture.</w:t>
       </w:r>
     </w:p>
     <w:tbl>
@@ -6259,6 +6259,63 @@
                 <w:sz w:val="14"/>
               </w:rPr>
               <w:t>06-s3-archive.log</w:t>
+            </w:r>
+          </w:p>
+        </w:tc>
+      </w:tr>
+      <w:tr>
+        <w:tc>
+          <w:tcPr>
+            <w:tcW w:type="dxa" w:w="3213"/>
+          </w:tcPr>
+          <w:p>
+            <w:pPr>
+              <w:spacing w:after="20" w:before="20"/>
+            </w:pPr>
+            <w:r/>
+            <w:r>
+              <w:rPr>
+                <w:rFonts w:ascii="Arial" w:hAnsi="Arial" w:eastAsia="Arial"/>
+                <w:sz w:val="17"/>
+              </w:rPr>
+              <w:t>Picture carried</w:t>
+            </w:r>
+          </w:p>
+        </w:tc>
+        <w:tc>
+          <w:tcPr>
+            <w:tcW w:type="dxa" w:w="3213"/>
+          </w:tcPr>
+          <w:p>
+            <w:pPr>
+              <w:spacing w:after="20" w:before="20"/>
+            </w:pPr>
+            <w:r/>
+            <w:r>
+              <w:rPr>
+                <w:rFonts w:ascii="Arial" w:hAnsi="Arial" w:eastAsia="Arial"/>
+                <w:sz w:val="17"/>
+              </w:rPr>
+              <w:t>none: archived segment black for 99.8% of its duration, luma 16</w:t>
+            </w:r>
+          </w:p>
+        </w:tc>
+        <w:tc>
+          <w:tcPr>
+            <w:tcW w:type="dxa" w:w="3213"/>
+          </w:tcPr>
+          <w:p>
+            <w:pPr>
+              <w:spacing w:after="20" w:before="20"/>
+            </w:pPr>
+            <w:r/>
+            <w:r>
+              <w:rPr>
+                <w:rFonts w:ascii="Consolas" w:hAnsi="Consolas" w:eastAsia="Consolas"/>
+                <w:color w:val="1A1A1A"/>
+                <w:sz w:val="14"/>
+              </w:rPr>
+              <w:t>06-picture-check.log</w:t>
             </w:r>
           </w:p>
         </w:tc>
@@ -6397,6 +6454,56 @@
           <w:sz w:val="22"/>
         </w:rPr>
         <w:t xml:space="preserve"> The channel is configured with a 12 Mbps video elementary stream and a constant mux rate of 13,192,000 bps — video plus audio plus a megabit of headroom. A probe of a segment measures the container, so the steady-state segments work out to about 13.67 Mbps against that mux rate, and the first segment reads higher still because it carries the initial signaling. Naming the layer is what keeps the comparison honest.</w:t>
+      </w:r>
+    </w:p>
+    <w:p>
+      <w:pPr>
+        <w:jc w:val="both"/>
+      </w:pPr>
+      <w:r>
+        <w:rPr>
+          <w:rFonts w:ascii="Arial" w:hAnsi="Arial" w:eastAsia="Arial"/>
+          <w:b/>
+          <w:sz w:val="22"/>
+        </w:rPr>
+        <w:t>Every check was green and none of them looked at the picture.</w:t>
+      </w:r>
+      <w:r>
+        <w:rPr>
+          <w:rFonts w:ascii="Arial" w:hAnsi="Arial" w:eastAsia="Arial"/>
+          <w:sz w:val="22"/>
+        </w:rPr>
+        <w:t xml:space="preserve"> OBS logged a successful RTMP connection, a streaming start and a recording start; ffprobe reported </w:t>
+      </w:r>
+      <w:r>
+        <w:rPr>
+          <w:rFonts w:ascii="Consolas" w:hAnsi="Consolas" w:eastAsia="Consolas"/>
+          <w:color w:val="1A1A1A"/>
+          <w:sz w:val="19"/>
+        </w:rPr>
+        <w:t>hevc (Main)</w:t>
+      </w:r>
+      <w:r>
+        <w:rPr>
+          <w:rFonts w:ascii="Arial" w:hAnsi="Arial" w:eastAsia="Arial"/>
+          <w:sz w:val="22"/>
+        </w:rPr>
+        <w:t xml:space="preserve"> at 1920x1080p60 with AAC at 192 kb/s; the bucket listing reported 36 segments. All of that is true, and all of it is true of a black feed, because a blank canvas encodes to valid HEVC at the requested parameters exactly like a photographed one. The suite measured the envelope and never the image, so it could not have failed for the one thing it was carrying. Measuring black duration and sampled luma settles it in a line — luma 16 across every sampled frame, against 126 for the control — and that check now gates </w:t>
+      </w:r>
+      <w:r>
+        <w:rPr>
+          <w:rFonts w:ascii="Consolas" w:hAnsi="Consolas" w:eastAsia="Consolas"/>
+          <w:color w:val="1A1A1A"/>
+          <w:sz w:val="19"/>
+        </w:rPr>
+        <w:t>verify-archive.sh</w:t>
+      </w:r>
+      <w:r>
+        <w:rPr>
+          <w:rFonts w:ascii="Arial" w:hAnsi="Arial" w:eastAsia="Arial"/>
+          <w:sz w:val="22"/>
+        </w:rPr>
+        <w:t>. A check that cannot go red for what you care about is not evidence of it.</w:t>
       </w:r>
     </w:p>
     <w:p>

--- a/REPORT.docx
+++ b/REPORT.docx
@@ -6620,7 +6620,7 @@
           <w:rFonts w:ascii="Arial" w:hAnsi="Arial" w:eastAsia="Arial"/>
           <w:sz w:val="22"/>
         </w:rPr>
-        <w:t xml:space="preserve">Review runs under seven written briefs in </w:t>
+        <w:t xml:space="preserve">Review runs as seven scripted review roles under written briefs in </w:t>
       </w:r>
       <w:r>
         <w:rPr>
@@ -6635,7 +6635,7 @@
           <w:rFonts w:ascii="Arial" w:hAnsi="Arial" w:eastAsia="Arial"/>
           <w:sz w:val="22"/>
         </w:rPr>
-        <w:t>. Each reviewer is an automated role with a written brief; the names are names.</w:t>
+        <w:t>, each judging work it did not author. The separation is of duties, not of judgement: these are automated roles sharing one model family, not independent parties, and the value is that none of them wrote what it checks. The names are names.</w:t>
       </w:r>
     </w:p>
     <w:tbl>
@@ -7097,6 +7097,18 @@
           <w:sz w:val="22"/>
         </w:rPr>
         <w:t xml:space="preserve"> describes the practices they enforce.</w:t>
+      </w:r>
+    </w:p>
+    <w:p>
+      <w:pPr>
+        <w:jc w:val="both"/>
+      </w:pPr>
+      <w:r>
+        <w:rPr>
+          <w:rFonts w:ascii="Arial" w:hAnsi="Arial" w:eastAsia="Arial"/>
+          <w:sz w:val="22"/>
+        </w:rPr>
+        <w:t>Body text is Arial 11, as the brief asks for it by name, embedded rather than substituted with a metric clone. Terminal output is set in a monospace face, because column-aligned output is unreadable in a proportional one — a deliberate departure from the single-font instruction, named here rather than left for a reader to notice.</w:t>
       </w:r>
     </w:p>
     <w:p>
